--- a/public/documents/RESTATIC_Offer_RU.docx
+++ b/public/documents/RESTATIC_Offer_RU.docx
@@ -518,10 +518,10 @@
       <w:r>
         <w:rPr>
           <w:rFonts w:ascii="Times New Roman" w:hAnsi="Times New Roman"/>
-          <w:sz w:val="24"/>
-          <w:color w:val="000000"/>
-        </w:rPr>
-        <w:t xml:space="preserve">3.3. Количество концепций, включённых раундов правок и срок обратной связи указываются в заказе до акцепта. Раунд правок — один согласованный список замечаний к представленной версии. Замена концепции, музыки, материалов или объёма вне ТЗ согласуется отдельно с указанием цены и срока.</w:t>
+          <w:b w:val="0"/>
+          <w:sz w:val="24"/>
+        </w:rPr>
+        <w:t>3.3. В цену заказа включены два раунда правок в рамках согласованного ТЗ. Один раунд — один собранный список замечаний к представленной версии. Изменение концепции, музыки, материалов или объёма за пределами ТЗ оформляется отдельной заявкой с согласованием цены и сроков.</w:t>
       </w:r>
     </w:p>
     <w:p>
@@ -674,10 +674,10 @@
       <w:r>
         <w:rPr>
           <w:rFonts w:ascii="Times New Roman" w:hAnsi="Times New Roman"/>
-          <w:sz w:val="24"/>
-          <w:color w:val="000000"/>
-        </w:rPr>
-        <w:t xml:space="preserve">4.2. В заказе до акцепта фиксируются итоговая сумма, валюта цены и платежа, размер предоплаты, этапы оплаты, применимые налоги и известные комиссии. При пересчёте валют указываются источник курса и дата его определения. Дополнительные работы и расходы допускаются только после отдельного согласования.</w:t>
+          <w:b w:val="0"/>
+          <w:sz w:val="24"/>
+        </w:rPr>
+        <w:t>4.2. В кабинете применяется 100% предоплата в российских рублях после явного подтверждения Заказчиком сохранённого предложения с ТЗ, ценой, результатом, исполнителем и сроком. Оплата проводится через Robokassa. Возможные особенности доступного клиенту платёжного метода и конвертации отображаются платёжным сервисом до платежа. Цена принятого заказа без согласия Заказчика не меняется.</w:t>
       </w:r>
     </w:p>
     <w:p>
@@ -1314,26 +1314,10 @@
       <w:r>
         <w:rPr>
           <w:rFonts w:ascii="Times New Roman" w:hAnsi="Times New Roman"/>
-          <w:sz w:val="24"/>
-          <w:color w:val="000000"/>
-        </w:rPr>
-        <w:t xml:space="preserve">9.1. Редакция оферты от 2 октября 2026 года действует с момента публикации. Договор по отдельному заказу действует с акцепта до исполнения обязательств; условия о правах, конфиденциальности и ответственности сохраняются в применимой части после завершения.</w:t>
-      </w:r>
-      <w:r>
-        <w:rPr>
-          <w:rFonts w:ascii="Times New Roman" w:hAnsi="Times New Roman"/>
-          <w:sz w:val="24"/>
-          <w:color w:val="000000"/>
-        </w:rPr>
-        <w:t xml:space="preserve"/>
-      </w:r>
-      <w:r>
-        <w:rPr>
-          <w:rFonts w:ascii="Times New Roman" w:hAnsi="Times New Roman"/>
-          <w:sz w:val="24"/>
-          <w:color w:val="000000"/>
-        </w:rPr>
-        <w:t xml:space="preserve"/>
+          <w:b w:val="0"/>
+          <w:sz w:val="24"/>
+        </w:rPr>
+        <w:t>9.1. Редакция оферты от 3 октября 2026 года действует с момента публикации. Договор по отдельному заказу действует с акцепта до исполнения обязательств; условия о правах, конфиденциальности и ответственности сохраняются в применимой части после завершения.</w:t>
       </w:r>
     </w:p>
     <w:p>
@@ -1636,6 +1620,135 @@
           <w:color w:val="000000"/>
         </w:rPr>
         <w:t xml:space="preserve">. Платёжные реквизиты предоставляются в подтверждённом заказе или счёте.</w:t>
+      </w:r>
+    </w:p>
+    <w:p>
+      <w:pPr>
+        <w:pStyle w:val="a3"/>
+        <w:spacing w:after="0"/>
+        <w:ind w:left="0" w:firstLine="0"/>
+        <w:jc w:val="center"/>
+        <w:rPr>
+          <w:rFonts w:ascii="Times New Roman" w:hAnsi="Times New Roman" w:cs="Times New Roman"/>
+          <w:b/>
+          <w:bCs/>
+          <w:sz w:val="24"/>
+          <w:szCs w:val="24"/>
+        </w:rPr>
+        <w:keepNext/>
+        <w:widowControl/>
+      </w:pPr>
+      <w:r>
+        <w:rPr>
+          <w:rFonts w:ascii="Times New Roman" w:hAnsi="Times New Roman"/>
+          <w:b/>
+          <w:sz w:val="24"/>
+        </w:rPr>
+        <w:t>12 Работа через кабинет</w:t>
+      </w:r>
+    </w:p>
+    <w:p>
+      <w:pPr>
+        <w:pStyle w:val="a3"/>
+        <w:autoSpaceDE w:val="0"/>
+        <w:autoSpaceDN w:val="0"/>
+        <w:adjustRightInd w:val="0"/>
+        <w:spacing w:after="40" w:line="240" w:lineRule="auto"/>
+        <w:ind w:left="0" w:firstLine="0"/>
+        <w:jc w:val="both"/>
+        <w:rPr>
+          <w:rFonts w:ascii="Times New Roman" w:hAnsi="Times New Roman"/>
+          <w:sz w:val="24"/>
+          <w:szCs w:val="24"/>
+          <w:lang w:eastAsia="ru-RU"/>
+        </w:rPr>
+        <w:widowControl/>
+      </w:pPr>
+      <w:r>
+        <w:rPr>
+          <w:rFonts w:ascii="Times New Roman" w:hAnsi="Times New Roman"/>
+          <w:b w:val="0"/>
+          <w:sz w:val="24"/>
+        </w:rPr>
+        <w:t>12.1. Заявка создаётся в кабинете с описанием, ТЗ, типом работы, музыкой при необходимости, материалами и необязательным предпочтением исполнителя. Модератор согласует условия. Без предпочтения система предлагает случайного доступного участника нужной специализации; категория OTHER распределяется модератором. Исполнитель подтверждает назначение до выставления оплаты. Замену предпочтительного исполнителя согласует Заказчик.</w:t>
+      </w:r>
+    </w:p>
+    <w:p>
+      <w:pPr>
+        <w:pStyle w:val="a3"/>
+        <w:autoSpaceDE w:val="0"/>
+        <w:autoSpaceDN w:val="0"/>
+        <w:adjustRightInd w:val="0"/>
+        <w:spacing w:after="40" w:line="240" w:lineRule="auto"/>
+        <w:ind w:left="0" w:firstLine="0"/>
+        <w:jc w:val="both"/>
+        <w:rPr>
+          <w:rFonts w:ascii="Times New Roman" w:hAnsi="Times New Roman"/>
+          <w:sz w:val="24"/>
+          <w:szCs w:val="24"/>
+          <w:lang w:eastAsia="ru-RU"/>
+        </w:rPr>
+        <w:widowControl/>
+      </w:pPr>
+      <w:r>
+        <w:rPr>
+          <w:rFonts w:ascii="Times New Roman" w:hAnsi="Times New Roman"/>
+          <w:b w:val="0"/>
+          <w:sz w:val="24"/>
+        </w:rPr>
+        <w:t>12.2. Приглашение исполнителю действует 24 часа, предложение клиенту — 7 дней. После истечения срока условия и доступность исполнителя подтверждаются повторно. До оплаты Заказчик общается с модераторами; после подтверждённой оплаты исполнитель подключается к общему чату. Превью, финалы, правки и изменения условий фиксируются в кабинете. Версия принятой оферты и условия предложения сохраняются для заказа.</w:t>
+      </w:r>
+    </w:p>
+    <w:p>
+      <w:pPr>
+        <w:pStyle w:val="a3"/>
+        <w:autoSpaceDE w:val="0"/>
+        <w:autoSpaceDN w:val="0"/>
+        <w:adjustRightInd w:val="0"/>
+        <w:spacing w:after="40" w:line="240" w:lineRule="auto"/>
+        <w:ind w:left="0" w:firstLine="0"/>
+        <w:jc w:val="both"/>
+        <w:rPr>
+          <w:rFonts w:ascii="Times New Roman" w:hAnsi="Times New Roman"/>
+          <w:sz w:val="24"/>
+          <w:szCs w:val="24"/>
+          <w:lang w:eastAsia="ru-RU"/>
+        </w:rPr>
+        <w:widowControl/>
+      </w:pPr>
+      <w:r>
+        <w:rPr>
+          <w:rFonts w:ascii="Times New Roman" w:hAnsi="Times New Roman"/>
+          <w:b w:val="0"/>
+          <w:sz w:val="24"/>
+        </w:rPr>
+        <w:t>12.3. Заказчик подтверждает приёмку финала в кабинете или направляет конкретные замечания. При отсутствии ответа отправляются напоминания, а администратор рассматривает ситуацию индивидуально и фиксирует основание своего решения по статусу заказа. Молчание не становится автоматической приёмкой и не лишает Заказчика предусмотренных законом требований. Завершение заказа не означает разрешение на публикацию работы.</w:t>
+      </w:r>
+    </w:p>
+    <w:p>
+      <w:pPr>
+        <w:pStyle w:val="a3"/>
+        <w:autoSpaceDE w:val="0"/>
+        <w:autoSpaceDN w:val="0"/>
+        <w:adjustRightInd w:val="0"/>
+        <w:spacing w:after="40" w:line="240" w:lineRule="auto"/>
+        <w:ind w:left="0" w:firstLine="0"/>
+        <w:jc w:val="both"/>
+        <w:rPr>
+          <w:rFonts w:ascii="Times New Roman" w:hAnsi="Times New Roman"/>
+          <w:sz w:val="24"/>
+          <w:szCs w:val="24"/>
+          <w:lang w:eastAsia="ru-RU"/>
+        </w:rPr>
+        <w:widowControl/>
+      </w:pPr>
+      <w:r>
+        <w:rPr>
+          <w:rFonts w:ascii="Times New Roman" w:hAnsi="Times New Roman"/>
+          <w:b w:val="0"/>
+          <w:sz w:val="24"/>
+        </w:rPr>
+        <w:t>12.4. Исполнитель получает доступ только к назначенным ему заказам. Изменения согласованного ТЗ или срока предлагает модератор, а подтверждает Заказчик. Запросы отмены и возврата рассматриваются индивидуально; запись возврата в кабинете отражает фактически проведённый возврат через платёжный сервис. Тестовый режим Robokassa предназначен для проверки работы системы и не подтверждает поступление реальных денег.</w:t>
       </w:r>
     </w:p>
     <w:sectPr>
